--- a/pdf/Base_Resume_2024.docx
+++ b/pdf/Base_Resume_2024.docx
@@ -1,6 +1,6 @@
 
 <file path=word/document.xml><?xml version="1.0" encoding="utf-8"?>
-<w:document xmlns:wpc="http://schemas.microsoft.com/office/word/2010/wordprocessingCanvas" xmlns:cx="http://schemas.microsoft.com/office/drawing/2014/chartex" xmlns:cx1="http://schemas.microsoft.com/office/drawing/2015/9/8/chartex" xmlns:cx2="http://schemas.microsoft.com/office/drawing/2015/10/21/chartex" xmlns:cx3="http://schemas.microsoft.com/office/drawing/2016/5/9/chartex" xmlns:cx4="http://schemas.microsoft.com/office/drawing/2016/5/10/chartex" xmlns:cx5="http://schemas.microsoft.com/office/drawing/2016/5/11/chartex" xmlns:cx6="http://schemas.microsoft.com/office/drawing/2016/5/12/chartex" xmlns:cx7="http://schemas.microsoft.com/office/drawing/2016/5/13/chartex" xmlns:cx8="http://schemas.microsoft.com/office/drawing/2016/5/14/chartex" xmlns:mc="http://schemas.openxmlformats.org/markup-compatibility/2006" xmlns:aink="http://schemas.microsoft.com/office/drawing/2016/ink" xmlns:am3d="http://schemas.microsoft.com/office/drawing/2017/model3d" xmlns:o="urn:schemas-microsoft-com:office:office" xmlns:oel="http://schemas.microsoft.com/office/2019/extlst" xmlns:r="http://schemas.openxmlformats.org/officeDocument/2006/relationships" xmlns:m="http://schemas.openxmlformats.org/officeDocument/2006/math" xmlns:v="urn:schemas-microsoft-com:vml" xmlns:wp14="http://schemas.microsoft.com/office/word/2010/wordprocessingDrawing" xmlns:wp="http://schemas.openxmlformats.org/drawingml/2006/wordprocessingDrawing" xmlns:w10="urn:schemas-microsoft-com:office:word" xmlns:w="http://schemas.openxmlformats.org/wordprocessingml/2006/main" xmlns:w14="http://schemas.microsoft.com/office/word/2010/wordml" xmlns:w15="http://schemas.microsoft.com/office/word/2012/wordml" xmlns:w16cex="http://schemas.microsoft.com/office/word/2018/wordml/cex" xmlns:w16cid="http://schemas.microsoft.com/office/word/2016/wordml/cid" xmlns:w16="http://schemas.microsoft.com/office/word/2018/wordml" xmlns:w16du="http://schemas.microsoft.com/office/word/2023/wordml/word16du" xmlns:w16sdtdh="http://schemas.microsoft.com/office/word/2020/wordml/sdtdatahash" xmlns:w16se="http://schemas.microsoft.com/office/word/2015/wordml/symex" xmlns:wpg="http://schemas.microsoft.com/office/word/2010/wordprocessingGroup" xmlns:wpi="http://schemas.microsoft.com/office/word/2010/wordprocessingInk" xmlns:wne="http://schemas.microsoft.com/office/word/2006/wordml" xmlns:wps="http://schemas.microsoft.com/office/word/2010/wordprocessingShape" mc:Ignorable="w14 w15 w16se w16cid w16 w16cex w16sdtdh w16du wp14">
+<w:document xmlns:wpc="http://schemas.microsoft.com/office/word/2010/wordprocessingCanvas" xmlns:cx="http://schemas.microsoft.com/office/drawing/2014/chartex" xmlns:cx1="http://schemas.microsoft.com/office/drawing/2015/9/8/chartex" xmlns:cx2="http://schemas.microsoft.com/office/drawing/2015/10/21/chartex" xmlns:cx3="http://schemas.microsoft.com/office/drawing/2016/5/9/chartex" xmlns:cx4="http://schemas.microsoft.com/office/drawing/2016/5/10/chartex" xmlns:cx5="http://schemas.microsoft.com/office/drawing/2016/5/11/chartex" xmlns:cx6="http://schemas.microsoft.com/office/drawing/2016/5/12/chartex" xmlns:cx7="http://schemas.microsoft.com/office/drawing/2016/5/13/chartex" xmlns:cx8="http://schemas.microsoft.com/office/drawing/2016/5/14/chartex" xmlns:mc="http://schemas.openxmlformats.org/markup-compatibility/2006" xmlns:aink="http://schemas.microsoft.com/office/drawing/2016/ink" xmlns:am3d="http://schemas.microsoft.com/office/drawing/2017/model3d" xmlns:o="urn:schemas-microsoft-com:office:office" xmlns:oel="http://schemas.microsoft.com/office/2019/extlst" xmlns:r="http://schemas.openxmlformats.org/officeDocument/2006/relationships" xmlns:m="http://schemas.openxmlformats.org/officeDocument/2006/math" xmlns:v="urn:schemas-microsoft-com:vml" xmlns:wp14="http://schemas.microsoft.com/office/word/2010/wordprocessingDrawing" xmlns:wp="http://schemas.openxmlformats.org/drawingml/2006/wordprocessingDrawing" xmlns:w10="urn:schemas-microsoft-com:office:word" xmlns:w="http://schemas.openxmlformats.org/wordprocessingml/2006/main" xmlns:w14="http://schemas.microsoft.com/office/word/2010/wordml" xmlns:w15="http://schemas.microsoft.com/office/word/2012/wordml" xmlns:w16cex="http://schemas.microsoft.com/office/word/2018/wordml/cex" xmlns:w16cid="http://schemas.microsoft.com/office/word/2016/wordml/cid" xmlns:w16="http://schemas.microsoft.com/office/word/2018/wordml" xmlns:w16du="http://schemas.microsoft.com/office/word/2023/wordml/word16du" xmlns:w16sdtdh="http://schemas.microsoft.com/office/word/2020/wordml/sdtdatahash" xmlns:w16sdtfl="http://schemas.microsoft.com/office/word/2024/wordml/sdtformatlock" xmlns:w16se="http://schemas.microsoft.com/office/word/2015/wordml/symex" xmlns:wpg="http://schemas.microsoft.com/office/word/2010/wordprocessingGroup" xmlns:wpi="http://schemas.microsoft.com/office/word/2010/wordprocessingInk" xmlns:wne="http://schemas.microsoft.com/office/word/2006/wordml" xmlns:wps="http://schemas.microsoft.com/office/word/2010/wordprocessingShape" mc:Ignorable="w14 w15 w16se w16cid w16 w16cex w16sdtdh w16sdtfl w16du wp14">
   <w:body>
     <w:p>
       <w:pPr>
@@ -123,7 +123,7 @@
     </w:p>
     <w:tbl>
       <w:tblPr>
-        <w:tblW w:w="4911" w:type="pct"/>
+        <w:tblW w:w="5000" w:type="pct"/>
         <w:tblCellMar>
           <w:top w:w="320" w:type="dxa"/>
           <w:left w:w="0" w:type="dxa"/>
@@ -136,7 +136,7 @@
         <w:gridCol w:w="216"/>
         <w:gridCol w:w="3294"/>
         <w:gridCol w:w="216"/>
-        <w:gridCol w:w="6175"/>
+        <w:gridCol w:w="6354"/>
       </w:tblGrid>
       <w:tr>
         <w:trPr>
@@ -172,18 +172,14 @@
               </w:sdtPr>
               <w:sdtContent>
                 <w:r>
+                  <w:rPr>
+                    <w:sz w:val="24"/>
+                    <w:szCs w:val="22"/>
+                  </w:rPr>
                   <w:t>Contact</w:t>
                 </w:r>
               </w:sdtContent>
             </w:sdt>
-          </w:p>
-          <w:p>
-            <w:pPr>
-              <w:ind w:right="78"/>
-            </w:pPr>
-            <w:r>
-              <w:t>657.254.6462</w:t>
-            </w:r>
           </w:p>
           <w:p>
             <w:pPr>
@@ -247,8 +243,16 @@
             <w:pPr>
               <w:pStyle w:val="Heading1"/>
               <w:ind w:right="168"/>
+              <w:rPr>
+                <w:sz w:val="24"/>
+                <w:szCs w:val="22"/>
+              </w:rPr>
             </w:pPr>
             <w:r>
+              <w:rPr>
+                <w:sz w:val="24"/>
+                <w:szCs w:val="22"/>
+              </w:rPr>
               <w:t>Tools / Skills</w:t>
             </w:r>
           </w:p>
@@ -256,6 +260,9 @@
             <w:pPr>
               <w:ind w:right="168"/>
             </w:pPr>
+            <w:r>
+              <w:t xml:space="preserve">Databricks, Copilot, Claude Code, </w:t>
+            </w:r>
             <w:r>
               <w:t>Workshop Facilitation, Miro</w:t>
             </w:r>
@@ -329,7 +336,7 @@
         </w:tc>
         <w:tc>
           <w:tcPr>
-            <w:tcW w:w="6175" w:type="dxa"/>
+            <w:tcW w:w="6354" w:type="dxa"/>
             <w:tcBorders>
               <w:bottom w:val="single" w:sz="8" w:space="0" w:color="D8BCA4" w:themeColor="accent2" w:themeTint="99"/>
             </w:tcBorders>
@@ -337,8 +344,16 @@
           <w:p>
             <w:pPr>
               <w:pStyle w:val="Heading1"/>
+              <w:rPr>
+                <w:sz w:val="24"/>
+                <w:szCs w:val="22"/>
+              </w:rPr>
             </w:pPr>
             <w:r>
+              <w:rPr>
+                <w:sz w:val="24"/>
+                <w:szCs w:val="22"/>
+              </w:rPr>
               <w:t>Experience</w:t>
             </w:r>
           </w:p>
@@ -346,6 +361,9 @@
             <w:pPr>
               <w:pStyle w:val="Heading2"/>
             </w:pPr>
+            <w:r>
+              <w:t xml:space="preserve">Senior </w:t>
+            </w:r>
             <w:r>
               <w:t>Digital consultant</w:t>
             </w:r>
@@ -637,14 +655,42 @@
                 <w:sz w:val="18"/>
                 <w:szCs w:val="18"/>
               </w:rPr>
-              <w:t>Develop</w:t>
-            </w:r>
-            <w:r>
-              <w:rPr>
-                <w:sz w:val="18"/>
-                <w:szCs w:val="18"/>
-              </w:rPr>
-              <w:t>ing</w:t>
+              <w:t xml:space="preserve">Leading client engagements to develop and execute </w:t>
+            </w:r>
+            <w:r>
+              <w:rPr>
+                <w:sz w:val="18"/>
+                <w:szCs w:val="18"/>
+              </w:rPr>
+              <w:t>road maps</w:t>
+            </w:r>
+            <w:r>
+              <w:rPr>
+                <w:sz w:val="18"/>
+                <w:szCs w:val="18"/>
+              </w:rPr>
+              <w:t xml:space="preserve"> for digital transformation through </w:t>
+            </w:r>
+            <w:r>
+              <w:rPr>
+                <w:sz w:val="18"/>
+                <w:szCs w:val="18"/>
+              </w:rPr>
+              <w:t>software, d</w:t>
+            </w:r>
+            <w:r>
+              <w:rPr>
+                <w:sz w:val="18"/>
+                <w:szCs w:val="18"/>
+              </w:rPr>
+              <w:t>ata</w:t>
+            </w:r>
+            <w:r>
+              <w:rPr>
+                <w:sz w:val="18"/>
+                <w:szCs w:val="18"/>
+              </w:rPr>
+              <w:t>,</w:t>
             </w:r>
             <w:r>
               <w:rPr>
@@ -658,42 +704,14 @@
                 <w:sz w:val="18"/>
                 <w:szCs w:val="18"/>
               </w:rPr>
-              <w:t>ongoing relationships with 15</w:t>
-            </w:r>
-            <w:r>
-              <w:rPr>
-                <w:sz w:val="18"/>
-                <w:szCs w:val="18"/>
-              </w:rPr>
-              <w:t>+</w:t>
-            </w:r>
-            <w:r>
-              <w:rPr>
-                <w:sz w:val="18"/>
-                <w:szCs w:val="18"/>
-              </w:rPr>
-              <w:t xml:space="preserve"> start-up partners and clients as</w:t>
-            </w:r>
-            <w:r>
-              <w:rPr>
-                <w:sz w:val="18"/>
-                <w:szCs w:val="18"/>
-              </w:rPr>
-              <w:t xml:space="preserve"> part of Arup’s</w:t>
-            </w:r>
-            <w:r>
-              <w:rPr>
-                <w:sz w:val="18"/>
-                <w:szCs w:val="18"/>
-              </w:rPr>
-              <w:t xml:space="preserve"> Ventures Sco</w:t>
-            </w:r>
-            <w:r>
-              <w:rPr>
-                <w:sz w:val="18"/>
-                <w:szCs w:val="18"/>
-              </w:rPr>
-              <w:t>ut program</w:t>
+              <w:t>and</w:t>
+            </w:r>
+            <w:r>
+              <w:rPr>
+                <w:sz w:val="18"/>
+                <w:szCs w:val="18"/>
+              </w:rPr>
+              <w:t xml:space="preserve"> AI </w:t>
             </w:r>
           </w:p>
           <w:p/>
@@ -952,6 +970,10 @@
               </w:sdtPr>
               <w:sdtContent>
                 <w:r>
+                  <w:rPr>
+                    <w:sz w:val="24"/>
+                    <w:szCs w:val="22"/>
+                  </w:rPr>
                   <w:t>Education</w:t>
                 </w:r>
               </w:sdtContent>
@@ -959,17 +981,10 @@
           </w:p>
           <w:p>
             <w:pPr>
-              <w:pStyle w:val="Heading2"/>
-              <w:ind w:right="78"/>
+              <w:ind w:right="168"/>
             </w:pPr>
             <w:r>
-              <w:t>BS in Cogntive Science – Design and Interaction</w:t>
-            </w:r>
-            <w:r>
-              <w:t xml:space="preserve"> </w:t>
-            </w:r>
-            <w:r>
-              <w:t>+ Minor in Computer Science June 2020</w:t>
+              <w:t>B.S in Cognitive Science – Design and Interaction + Minors in Computer Science and Design,</w:t>
             </w:r>
           </w:p>
           <w:p>
@@ -977,7 +992,7 @@
               <w:ind w:right="168"/>
             </w:pPr>
             <w:r>
-              <w:t>University of California, San Diego La Jolla, CA</w:t>
+              <w:t xml:space="preserve">University of California, San Diego </w:t>
             </w:r>
           </w:p>
           <w:p>
@@ -989,49 +1004,46 @@
             <w:pPr>
               <w:pStyle w:val="Heading1"/>
               <w:ind w:right="168"/>
+              <w:rPr>
+                <w:sz w:val="24"/>
+                <w:szCs w:val="22"/>
+              </w:rPr>
             </w:pPr>
             <w:r>
+              <w:rPr>
+                <w:sz w:val="24"/>
+                <w:szCs w:val="22"/>
+              </w:rPr>
               <w:t>Research</w:t>
             </w:r>
           </w:p>
           <w:p>
             <w:pPr>
-              <w:pStyle w:val="CVFormUserText"/>
               <w:ind w:right="168"/>
-              <w:rPr>
-                <w:szCs w:val="18"/>
-              </w:rPr>
             </w:pPr>
             <w:r>
-              <w:rPr>
-                <w:szCs w:val="18"/>
-              </w:rPr>
               <w:t>Krishnamurthy, S., Rizzi, S., Biziorek, R., Czech, J. et al., "Remotely Administered Psychoacoustic Test for sUAS Noise to Gauge Feasibility of Remote UAM Noise Study," SAE Technical Paper 2023-01-1106, 2023</w:t>
             </w:r>
           </w:p>
           <w:p>
             <w:pPr>
-              <w:pStyle w:val="CVFormUserText"/>
               <w:ind w:right="168"/>
-              <w:rPr>
-                <w:szCs w:val="18"/>
-              </w:rPr>
             </w:pPr>
           </w:p>
           <w:p>
             <w:pPr>
-              <w:pStyle w:val="CVFormUserText"/>
               <w:ind w:right="168"/>
-              <w:rPr>
-                <w:sz w:val="20"/>
-                <w:szCs w:val="20"/>
-              </w:rPr>
             </w:pPr>
             <w:r>
-              <w:rPr>
-                <w:szCs w:val="18"/>
-              </w:rPr>
-              <w:t>V Ramesh, A Nguyen, K Agrawal, B Meyer, G Cauwen-berghs, &amp; N Weibel (2020). Assessing Clinicians’ Reliance on Computational Aids for Acute Stroke Diagnosis.</w:t>
+              <w:t xml:space="preserve">V Ramesh, A Nguyen, K Agrawal, B Meyer, G </w:t>
+            </w:r>
+            <w:proofErr w:type="spellStart"/>
+            <w:r>
+              <w:t>Cauwen-berghs</w:t>
+            </w:r>
+            <w:proofErr w:type="spellEnd"/>
+            <w:r>
+              <w:t>, &amp; N Weibel (2020). Assessing Clinicians’ Reliance on Computational Aids for Acute Stroke Diagnosis.</w:t>
             </w:r>
           </w:p>
         </w:tc>
@@ -1046,7 +1058,7 @@
         </w:tc>
         <w:tc>
           <w:tcPr>
-            <w:tcW w:w="6175" w:type="dxa"/>
+            <w:tcW w:w="6354" w:type="dxa"/>
             <w:tcBorders>
               <w:top w:val="single" w:sz="8" w:space="0" w:color="D8BCA4" w:themeColor="accent2" w:themeTint="99"/>
             </w:tcBorders>
@@ -1054,8 +1066,16 @@
           <w:p>
             <w:pPr>
               <w:pStyle w:val="Heading1"/>
+              <w:rPr>
+                <w:sz w:val="24"/>
+                <w:szCs w:val="22"/>
+              </w:rPr>
             </w:pPr>
             <w:r>
+              <w:rPr>
+                <w:sz w:val="24"/>
+                <w:szCs w:val="22"/>
+              </w:rPr>
               <w:t>Projects</w:t>
             </w:r>
           </w:p>
@@ -1064,10 +1084,7 @@
               <w:pStyle w:val="Heading2"/>
             </w:pPr>
             <w:r>
-              <w:t xml:space="preserve">World Design Capital 2024: </w:t>
-            </w:r>
-            <w:r>
-              <w:t>Tijuana River Index</w:t>
+              <w:t>climate project portal</w:t>
             </w:r>
           </w:p>
           <w:p>
@@ -1089,70 +1106,20 @@
                 <w:sz w:val="18"/>
                 <w:szCs w:val="18"/>
               </w:rPr>
-              <w:t xml:space="preserve">Created project </w:t>
-            </w:r>
-            <w:r>
-              <w:rPr>
-                <w:sz w:val="18"/>
-                <w:szCs w:val="18"/>
-              </w:rPr>
-              <w:t>proposal</w:t>
-            </w:r>
-            <w:r>
-              <w:rPr>
-                <w:sz w:val="18"/>
-                <w:szCs w:val="18"/>
-              </w:rPr>
-              <w:t xml:space="preserve"> </w:t>
-            </w:r>
-            <w:r>
-              <w:rPr>
-                <w:sz w:val="18"/>
-                <w:szCs w:val="18"/>
-              </w:rPr>
-              <w:t xml:space="preserve">and work estimate </w:t>
-            </w:r>
-            <w:r>
-              <w:rPr>
-                <w:sz w:val="18"/>
-                <w:szCs w:val="18"/>
-              </w:rPr>
-              <w:t xml:space="preserve">submission </w:t>
-            </w:r>
-            <w:r>
-              <w:rPr>
-                <w:sz w:val="18"/>
-                <w:szCs w:val="18"/>
-              </w:rPr>
-              <w:t>to successfully receive</w:t>
-            </w:r>
-            <w:r>
-              <w:rPr>
-                <w:sz w:val="18"/>
-                <w:szCs w:val="18"/>
-              </w:rPr>
-              <w:t xml:space="preserve"> $55k </w:t>
-            </w:r>
-            <w:r>
-              <w:rPr>
-                <w:sz w:val="18"/>
-                <w:szCs w:val="18"/>
-              </w:rPr>
-              <w:t>of internal Arup</w:t>
-            </w:r>
-            <w:r>
-              <w:rPr>
-                <w:sz w:val="18"/>
-                <w:szCs w:val="18"/>
-              </w:rPr>
-              <w:t xml:space="preserve"> funding</w:t>
-            </w:r>
-            <w:r>
-              <w:rPr>
-                <w:sz w:val="18"/>
-                <w:szCs w:val="18"/>
-              </w:rPr>
-              <w:t xml:space="preserve"> </w:t>
+              <w:t>Digital lead working with a county department to transition climate data for 3000+ infrastructure projects into an open data lake environment and to develop governance for how analysis and AI could be developed</w:t>
+            </w:r>
+          </w:p>
+          <w:p>
+            <w:pPr>
+              <w:pStyle w:val="Heading2"/>
+            </w:pPr>
+          </w:p>
+          <w:p>
+            <w:pPr>
+              <w:pStyle w:val="Heading2"/>
+            </w:pPr>
+            <w:r>
+              <w:t>World Design Capital 2024: Tijuana River Index</w:t>
             </w:r>
           </w:p>
           <w:p>
@@ -1174,21 +1141,63 @@
                 <w:sz w:val="18"/>
                 <w:szCs w:val="18"/>
               </w:rPr>
-              <w:t xml:space="preserve">Led </w:t>
-            </w:r>
-            <w:r>
-              <w:rPr>
-                <w:sz w:val="18"/>
-                <w:szCs w:val="18"/>
-              </w:rPr>
-              <w:t xml:space="preserve">an online workshop and survey to collect design requirements from 30+ </w:t>
-            </w:r>
-            <w:r>
-              <w:rPr>
-                <w:sz w:val="18"/>
-                <w:szCs w:val="18"/>
-              </w:rPr>
-              <w:t>non-profit, academic, and government stakeholders</w:t>
+              <w:t>Led</w:t>
+            </w:r>
+            <w:r>
+              <w:rPr>
+                <w:sz w:val="18"/>
+                <w:szCs w:val="18"/>
+              </w:rPr>
+              <w:t xml:space="preserve"> project </w:t>
+            </w:r>
+            <w:r>
+              <w:rPr>
+                <w:sz w:val="18"/>
+                <w:szCs w:val="18"/>
+              </w:rPr>
+              <w:t>proposal</w:t>
+            </w:r>
+            <w:r>
+              <w:rPr>
+                <w:sz w:val="18"/>
+                <w:szCs w:val="18"/>
+              </w:rPr>
+              <w:t xml:space="preserve"> </w:t>
+            </w:r>
+            <w:r>
+              <w:rPr>
+                <w:sz w:val="18"/>
+                <w:szCs w:val="18"/>
+              </w:rPr>
+              <w:t>to successfully receive</w:t>
+            </w:r>
+            <w:r>
+              <w:rPr>
+                <w:sz w:val="18"/>
+                <w:szCs w:val="18"/>
+              </w:rPr>
+              <w:t xml:space="preserve"> $55k </w:t>
+            </w:r>
+            <w:r>
+              <w:rPr>
+                <w:sz w:val="18"/>
+                <w:szCs w:val="18"/>
+              </w:rPr>
+              <w:t>of</w:t>
+            </w:r>
+            <w:r>
+              <w:rPr>
+                <w:sz w:val="18"/>
+                <w:szCs w:val="18"/>
+              </w:rPr>
+              <w:t xml:space="preserve"> funding</w:t>
+            </w:r>
+            <w:r>
+              <w:rPr>
+                <w:sz w:val="18"/>
+                <w:szCs w:val="18"/>
+              </w:rPr>
+              <w:t xml:space="preserve"> </w:t>
             </w:r>
           </w:p>
           <w:p>
@@ -1210,63 +1219,21 @@
                 <w:sz w:val="18"/>
                 <w:szCs w:val="18"/>
               </w:rPr>
-              <w:t>Managed a team of</w:t>
-            </w:r>
-            <w:r>
-              <w:rPr>
-                <w:sz w:val="18"/>
-                <w:szCs w:val="18"/>
-              </w:rPr>
-              <w:t xml:space="preserve"> geospatial developers to </w:t>
-            </w:r>
-            <w:r>
-              <w:rPr>
-                <w:sz w:val="18"/>
-                <w:szCs w:val="18"/>
-              </w:rPr>
-              <w:t>translate requirements into a</w:t>
-            </w:r>
-            <w:r>
-              <w:rPr>
-                <w:sz w:val="18"/>
-                <w:szCs w:val="18"/>
-              </w:rPr>
-              <w:t xml:space="preserve"> </w:t>
-            </w:r>
-            <w:r>
-              <w:rPr>
-                <w:sz w:val="18"/>
-                <w:szCs w:val="18"/>
-              </w:rPr>
-              <w:t>geospatial</w:t>
-            </w:r>
-            <w:r>
-              <w:rPr>
-                <w:sz w:val="18"/>
-                <w:szCs w:val="18"/>
-              </w:rPr>
-              <w:t xml:space="preserve"> web</w:t>
-            </w:r>
-            <w:r>
-              <w:rPr>
-                <w:sz w:val="18"/>
-                <w:szCs w:val="18"/>
-              </w:rPr>
-              <w:t xml:space="preserve"> </w:t>
-            </w:r>
-            <w:r>
-              <w:rPr>
-                <w:sz w:val="18"/>
-                <w:szCs w:val="18"/>
-              </w:rPr>
-              <w:t>tool highlighting areas for nature-based solutions</w:t>
-            </w:r>
-            <w:r>
-              <w:rPr>
-                <w:sz w:val="18"/>
-                <w:szCs w:val="18"/>
-              </w:rPr>
-              <w:t xml:space="preserve"> </w:t>
+              <w:t xml:space="preserve">Led </w:t>
+            </w:r>
+            <w:r>
+              <w:rPr>
+                <w:sz w:val="18"/>
+                <w:szCs w:val="18"/>
+              </w:rPr>
+              <w:t xml:space="preserve">an online workshop and survey to collect design requirements from 30+ </w:t>
+            </w:r>
+            <w:r>
+              <w:rPr>
+                <w:sz w:val="18"/>
+                <w:szCs w:val="18"/>
+              </w:rPr>
+              <w:t>non-profit, academic, and government stakeholders</w:t>
             </w:r>
           </w:p>
           <w:p>
@@ -1288,21 +1255,21 @@
                 <w:sz w:val="18"/>
                 <w:szCs w:val="18"/>
               </w:rPr>
-              <w:t xml:space="preserve">Presented and demo’ed the </w:t>
-            </w:r>
-            <w:r>
-              <w:rPr>
-                <w:sz w:val="18"/>
-                <w:szCs w:val="18"/>
-              </w:rPr>
-              <w:t>tool</w:t>
-            </w:r>
-            <w:r>
-              <w:rPr>
-                <w:sz w:val="18"/>
-                <w:szCs w:val="18"/>
-              </w:rPr>
-              <w:t xml:space="preserve"> to</w:t>
+              <w:t>Managed a team of</w:t>
+            </w:r>
+            <w:r>
+              <w:rPr>
+                <w:sz w:val="18"/>
+                <w:szCs w:val="18"/>
+              </w:rPr>
+              <w:t xml:space="preserve"> developers to </w:t>
+            </w:r>
+            <w:r>
+              <w:rPr>
+                <w:sz w:val="18"/>
+                <w:szCs w:val="18"/>
+              </w:rPr>
+              <w:t>translate requirements into a</w:t>
             </w:r>
             <w:r>
               <w:rPr>
@@ -1316,28 +1283,14 @@
                 <w:sz w:val="18"/>
                 <w:szCs w:val="18"/>
               </w:rPr>
-              <w:t>3</w:t>
-            </w:r>
-            <w:r>
-              <w:rPr>
-                <w:sz w:val="18"/>
-                <w:szCs w:val="18"/>
-              </w:rPr>
-              <w:t>000</w:t>
-            </w:r>
-            <w:r>
-              <w:rPr>
-                <w:sz w:val="18"/>
-                <w:szCs w:val="18"/>
-              </w:rPr>
-              <w:t>+</w:t>
-            </w:r>
-            <w:r>
-              <w:rPr>
-                <w:sz w:val="18"/>
-                <w:szCs w:val="18"/>
-              </w:rPr>
-              <w:t xml:space="preserve"> community members</w:t>
+              <w:t>geospatial</w:t>
+            </w:r>
+            <w:r>
+              <w:rPr>
+                <w:sz w:val="18"/>
+                <w:szCs w:val="18"/>
+              </w:rPr>
+              <w:t xml:space="preserve"> web</w:t>
             </w:r>
             <w:r>
               <w:rPr>
@@ -1351,32 +1304,13 @@
                 <w:sz w:val="18"/>
                 <w:szCs w:val="18"/>
               </w:rPr>
-              <w:t>which is being</w:t>
-            </w:r>
-            <w:r>
-              <w:rPr>
-                <w:sz w:val="18"/>
-                <w:szCs w:val="18"/>
-              </w:rPr>
-              <w:t xml:space="preserve"> used for funding opportunities totaling </w:t>
-            </w:r>
-            <w:r>
-              <w:rPr>
-                <w:sz w:val="18"/>
-                <w:szCs w:val="18"/>
-              </w:rPr>
-              <w:t>$30k and counting</w:t>
-            </w:r>
-          </w:p>
-          <w:p/>
-          <w:p>
-            <w:pPr>
-              <w:pStyle w:val="Heading2"/>
-            </w:pPr>
-            <w:r>
-              <w:t>NASA Remote Psychoacoustic Platform</w:t>
-            </w:r>
-            <w:r>
+              <w:t>tool highlighting areas for nature-based solutions</w:t>
+            </w:r>
+            <w:r>
+              <w:rPr>
+                <w:sz w:val="18"/>
+                <w:szCs w:val="18"/>
+              </w:rPr>
               <w:t xml:space="preserve"> </w:t>
             </w:r>
           </w:p>
@@ -1399,42 +1333,42 @@
                 <w:sz w:val="18"/>
                 <w:szCs w:val="18"/>
               </w:rPr>
-              <w:t>Iterated</w:t>
-            </w:r>
-            <w:r>
-              <w:rPr>
-                <w:sz w:val="18"/>
-                <w:szCs w:val="18"/>
-              </w:rPr>
-              <w:t xml:space="preserve"> wireframes </w:t>
-            </w:r>
-            <w:r>
-              <w:rPr>
-                <w:sz w:val="18"/>
-                <w:szCs w:val="18"/>
-              </w:rPr>
-              <w:t>and personas</w:t>
-            </w:r>
-            <w:r>
-              <w:rPr>
-                <w:sz w:val="18"/>
-                <w:szCs w:val="18"/>
-              </w:rPr>
-              <w:t xml:space="preserve"> for a web-based </w:t>
-            </w:r>
-            <w:r>
-              <w:rPr>
-                <w:sz w:val="18"/>
-                <w:szCs w:val="18"/>
-              </w:rPr>
-              <w:t xml:space="preserve">tool used </w:t>
-            </w:r>
-            <w:r>
-              <w:rPr>
-                <w:sz w:val="18"/>
-                <w:szCs w:val="18"/>
-              </w:rPr>
-              <w:t>for 80</w:t>
+              <w:t xml:space="preserve">Presented and demo’ed the </w:t>
+            </w:r>
+            <w:r>
+              <w:rPr>
+                <w:sz w:val="18"/>
+                <w:szCs w:val="18"/>
+              </w:rPr>
+              <w:t>tool</w:t>
+            </w:r>
+            <w:r>
+              <w:rPr>
+                <w:sz w:val="18"/>
+                <w:szCs w:val="18"/>
+              </w:rPr>
+              <w:t xml:space="preserve"> to</w:t>
+            </w:r>
+            <w:r>
+              <w:rPr>
+                <w:sz w:val="18"/>
+                <w:szCs w:val="18"/>
+              </w:rPr>
+              <w:t xml:space="preserve"> </w:t>
+            </w:r>
+            <w:r>
+              <w:rPr>
+                <w:sz w:val="18"/>
+                <w:szCs w:val="18"/>
+              </w:rPr>
+              <w:t>3</w:t>
+            </w:r>
+            <w:r>
+              <w:rPr>
+                <w:sz w:val="18"/>
+                <w:szCs w:val="18"/>
+              </w:rPr>
+              <w:t>000</w:t>
             </w:r>
             <w:r>
               <w:rPr>
@@ -1448,6 +1382,13 @@
                 <w:sz w:val="18"/>
                 <w:szCs w:val="18"/>
               </w:rPr>
+              <w:t xml:space="preserve"> community members</w:t>
+            </w:r>
+            <w:r>
+              <w:rPr>
+                <w:sz w:val="18"/>
+                <w:szCs w:val="18"/>
+              </w:rPr>
               <w:t xml:space="preserve"> </w:t>
             </w:r>
             <w:r>
@@ -1455,28 +1396,33 @@
                 <w:sz w:val="18"/>
                 <w:szCs w:val="18"/>
               </w:rPr>
-              <w:t>tests across the U.S.</w:t>
-            </w:r>
-            <w:r>
-              <w:rPr>
-                <w:sz w:val="18"/>
-                <w:szCs w:val="18"/>
-              </w:rPr>
+              <w:t>which is being</w:t>
+            </w:r>
+            <w:r>
+              <w:rPr>
+                <w:sz w:val="18"/>
+                <w:szCs w:val="18"/>
+              </w:rPr>
+              <w:t xml:space="preserve"> used for funding opportunities totaling </w:t>
+            </w:r>
+            <w:r>
+              <w:rPr>
+                <w:sz w:val="18"/>
+                <w:szCs w:val="18"/>
+              </w:rPr>
+              <w:t>$30k and counting</w:t>
+            </w:r>
+          </w:p>
+          <w:p/>
+          <w:p>
+            <w:pPr>
+              <w:pStyle w:val="Heading2"/>
+            </w:pPr>
+            <w:r>
+              <w:t>NASA Remote Psychoacoustic Platform</w:t>
+            </w:r>
+            <w:r>
               <w:t xml:space="preserve"> </w:t>
-            </w:r>
-            <w:r>
-              <w:rPr>
-                <w:sz w:val="18"/>
-                <w:szCs w:val="18"/>
-              </w:rPr>
-              <w:t>on</w:t>
-            </w:r>
-            <w:r>
-              <w:rPr>
-                <w:sz w:val="18"/>
-                <w:szCs w:val="18"/>
-              </w:rPr>
-              <w:t xml:space="preserve"> the psychological impacts of urban air noises</w:t>
             </w:r>
           </w:p>
           <w:p>
@@ -1498,68 +1444,84 @@
                 <w:sz w:val="18"/>
                 <w:szCs w:val="18"/>
               </w:rPr>
-              <w:t>L</w:t>
-            </w:r>
-            <w:r>
-              <w:rPr>
-                <w:sz w:val="18"/>
-                <w:szCs w:val="18"/>
-              </w:rPr>
-              <w:t>ed</w:t>
-            </w:r>
-            <w:r>
-              <w:rPr>
-                <w:sz w:val="18"/>
-                <w:szCs w:val="18"/>
-              </w:rPr>
-              <w:t xml:space="preserve"> front-end</w:t>
-            </w:r>
-            <w:r>
-              <w:rPr>
-                <w:sz w:val="18"/>
-                <w:szCs w:val="18"/>
-              </w:rPr>
-              <w:t xml:space="preserve"> architecture </w:t>
-            </w:r>
-            <w:r>
-              <w:rPr>
-                <w:sz w:val="18"/>
-                <w:szCs w:val="18"/>
-              </w:rPr>
-              <w:t xml:space="preserve">design </w:t>
-            </w:r>
-            <w:r>
-              <w:rPr>
-                <w:sz w:val="18"/>
-                <w:szCs w:val="18"/>
-              </w:rPr>
-              <w:t>and</w:t>
-            </w:r>
-            <w:r>
-              <w:rPr>
-                <w:sz w:val="18"/>
-                <w:szCs w:val="18"/>
-              </w:rPr>
-              <w:t xml:space="preserve"> development</w:t>
-            </w:r>
-            <w:r>
-              <w:rPr>
-                <w:sz w:val="18"/>
-                <w:szCs w:val="18"/>
-              </w:rPr>
-              <w:t>, working closely with lead back-end developer to implement an end-to-end application</w:t>
-            </w:r>
-          </w:p>
-          <w:p/>
-          <w:p>
-            <w:pPr>
-              <w:pStyle w:val="Heading2"/>
-            </w:pPr>
-            <w:r>
-              <w:t>Homni Health Customer Discovery</w:t>
-            </w:r>
-            <w:r>
+              <w:t>Iterated</w:t>
+            </w:r>
+            <w:r>
+              <w:rPr>
+                <w:sz w:val="18"/>
+                <w:szCs w:val="18"/>
+              </w:rPr>
+              <w:t xml:space="preserve"> wireframes </w:t>
+            </w:r>
+            <w:r>
+              <w:rPr>
+                <w:sz w:val="18"/>
+                <w:szCs w:val="18"/>
+              </w:rPr>
+              <w:t>and personas</w:t>
+            </w:r>
+            <w:r>
+              <w:rPr>
+                <w:sz w:val="18"/>
+                <w:szCs w:val="18"/>
+              </w:rPr>
+              <w:t xml:space="preserve"> for a web-based </w:t>
+            </w:r>
+            <w:r>
+              <w:rPr>
+                <w:sz w:val="18"/>
+                <w:szCs w:val="18"/>
+              </w:rPr>
+              <w:t xml:space="preserve">tool used </w:t>
+            </w:r>
+            <w:r>
+              <w:rPr>
+                <w:sz w:val="18"/>
+                <w:szCs w:val="18"/>
+              </w:rPr>
+              <w:t>for 80</w:t>
+            </w:r>
+            <w:r>
+              <w:rPr>
+                <w:sz w:val="18"/>
+                <w:szCs w:val="18"/>
+              </w:rPr>
+              <w:t>+</w:t>
+            </w:r>
+            <w:r>
+              <w:rPr>
+                <w:sz w:val="18"/>
+                <w:szCs w:val="18"/>
+              </w:rPr>
               <w:t xml:space="preserve"> </w:t>
+            </w:r>
+            <w:r>
+              <w:rPr>
+                <w:sz w:val="18"/>
+                <w:szCs w:val="18"/>
+              </w:rPr>
+              <w:t>tests across the U.S.</w:t>
+            </w:r>
+            <w:r>
+              <w:rPr>
+                <w:sz w:val="18"/>
+                <w:szCs w:val="18"/>
+              </w:rPr>
+              <w:t xml:space="preserve"> </w:t>
+            </w:r>
+            <w:r>
+              <w:rPr>
+                <w:sz w:val="18"/>
+                <w:szCs w:val="18"/>
+              </w:rPr>
+              <w:t>on</w:t>
+            </w:r>
+            <w:r>
+              <w:rPr>
+                <w:sz w:val="18"/>
+                <w:szCs w:val="18"/>
+              </w:rPr>
+              <w:t xml:space="preserve"> the psychological impacts of urban air noises</w:t>
             </w:r>
           </w:p>
           <w:p>
@@ -1581,56 +1543,56 @@
                 <w:sz w:val="18"/>
                 <w:szCs w:val="18"/>
               </w:rPr>
-              <w:t>Accepted</w:t>
-            </w:r>
-            <w:r>
-              <w:rPr>
-                <w:sz w:val="18"/>
-                <w:szCs w:val="18"/>
-              </w:rPr>
-              <w:t xml:space="preserve"> in</w:t>
-            </w:r>
-            <w:r>
-              <w:rPr>
-                <w:sz w:val="18"/>
-                <w:szCs w:val="18"/>
-              </w:rPr>
-              <w:t>to</w:t>
-            </w:r>
-            <w:r>
-              <w:rPr>
-                <w:sz w:val="18"/>
-                <w:szCs w:val="18"/>
-              </w:rPr>
-              <w:t xml:space="preserve"> NSF I-Corps program, receiving $50k </w:t>
-            </w:r>
-            <w:r>
-              <w:rPr>
-                <w:sz w:val="18"/>
-                <w:szCs w:val="18"/>
-              </w:rPr>
-              <w:t xml:space="preserve">to </w:t>
-            </w:r>
-            <w:r>
-              <w:rPr>
-                <w:sz w:val="18"/>
-                <w:szCs w:val="18"/>
-              </w:rPr>
-              <w:t>connect with and interview 100+ customers</w:t>
-            </w:r>
-            <w:r>
-              <w:rPr>
-                <w:sz w:val="18"/>
-                <w:szCs w:val="18"/>
-              </w:rPr>
-              <w:t xml:space="preserve"> </w:t>
-            </w:r>
-            <w:r>
-              <w:rPr>
-                <w:sz w:val="18"/>
-                <w:szCs w:val="18"/>
-              </w:rPr>
-              <w:t>to develop product and business roadmaps</w:t>
+              <w:t>L</w:t>
+            </w:r>
+            <w:r>
+              <w:rPr>
+                <w:sz w:val="18"/>
+                <w:szCs w:val="18"/>
+              </w:rPr>
+              <w:t>ed</w:t>
+            </w:r>
+            <w:r>
+              <w:rPr>
+                <w:sz w:val="18"/>
+                <w:szCs w:val="18"/>
+              </w:rPr>
+              <w:t xml:space="preserve"> front-end</w:t>
+            </w:r>
+            <w:r>
+              <w:rPr>
+                <w:sz w:val="18"/>
+                <w:szCs w:val="18"/>
+              </w:rPr>
+              <w:t xml:space="preserve"> architecture </w:t>
+            </w:r>
+            <w:r>
+              <w:rPr>
+                <w:sz w:val="18"/>
+                <w:szCs w:val="18"/>
+              </w:rPr>
+              <w:t xml:space="preserve">design </w:t>
+            </w:r>
+            <w:r>
+              <w:rPr>
+                <w:sz w:val="18"/>
+                <w:szCs w:val="18"/>
+              </w:rPr>
+              <w:t>and</w:t>
+            </w:r>
+            <w:r>
+              <w:rPr>
+                <w:sz w:val="18"/>
+                <w:szCs w:val="18"/>
+              </w:rPr>
+              <w:t xml:space="preserve"> development</w:t>
+            </w:r>
+            <w:r>
+              <w:rPr>
+                <w:sz w:val="18"/>
+                <w:szCs w:val="18"/>
+              </w:rPr>
+              <w:t>, working closely with lead back-end developer to implement an end-to-end application</w:t>
             </w:r>
           </w:p>
           <w:p/>
@@ -1639,10 +1601,10 @@
               <w:pStyle w:val="Heading2"/>
             </w:pPr>
             <w:r>
-              <w:t xml:space="preserve">Arup </w:t>
-            </w:r>
-            <w:r>
-              <w:t>Total UX Skills Network</w:t>
+              <w:t>Homni Health Customer Discovery</w:t>
+            </w:r>
+            <w:r>
+              <w:t xml:space="preserve"> </w:t>
             </w:r>
           </w:p>
           <w:p>
@@ -1664,7 +1626,42 @@
                 <w:sz w:val="18"/>
                 <w:szCs w:val="18"/>
               </w:rPr>
-              <w:t>Leading global efforts to grow and maintain an internal network of</w:t>
+              <w:t>Accepted</w:t>
+            </w:r>
+            <w:r>
+              <w:rPr>
+                <w:sz w:val="18"/>
+                <w:szCs w:val="18"/>
+              </w:rPr>
+              <w:t xml:space="preserve"> in</w:t>
+            </w:r>
+            <w:r>
+              <w:rPr>
+                <w:sz w:val="18"/>
+                <w:szCs w:val="18"/>
+              </w:rPr>
+              <w:t>to</w:t>
+            </w:r>
+            <w:r>
+              <w:rPr>
+                <w:sz w:val="18"/>
+                <w:szCs w:val="18"/>
+              </w:rPr>
+              <w:t xml:space="preserve"> NSF I-Corps program, receiving $50k </w:t>
+            </w:r>
+            <w:r>
+              <w:rPr>
+                <w:sz w:val="18"/>
+                <w:szCs w:val="18"/>
+              </w:rPr>
+              <w:t xml:space="preserve">to </w:t>
+            </w:r>
+            <w:r>
+              <w:rPr>
+                <w:sz w:val="18"/>
+                <w:szCs w:val="18"/>
+              </w:rPr>
+              <w:t>connect with and interview 100+ customers</w:t>
             </w:r>
             <w:r>
               <w:rPr>
@@ -1678,35 +1675,14 @@
                 <w:sz w:val="18"/>
                 <w:szCs w:val="18"/>
               </w:rPr>
-              <w:t xml:space="preserve">200+ </w:t>
-            </w:r>
-            <w:r>
-              <w:rPr>
-                <w:sz w:val="18"/>
-                <w:szCs w:val="18"/>
-              </w:rPr>
-              <w:t xml:space="preserve">UX practitioners </w:t>
-            </w:r>
-            <w:r>
-              <w:rPr>
-                <w:sz w:val="18"/>
-                <w:szCs w:val="18"/>
-              </w:rPr>
-              <w:t>through regular events and</w:t>
-            </w:r>
-            <w:r>
-              <w:rPr>
-                <w:sz w:val="18"/>
-                <w:szCs w:val="18"/>
-              </w:rPr>
-              <w:t xml:space="preserve"> ongoing</w:t>
-            </w:r>
-            <w:r>
-              <w:rPr>
-                <w:sz w:val="18"/>
-                <w:szCs w:val="18"/>
-              </w:rPr>
-              <w:t xml:space="preserve"> programs</w:t>
+              <w:t>to develop product and business roadmap</w:t>
+            </w:r>
+            <w:r>
+              <w:rPr>
+                <w:sz w:val="18"/>
+                <w:szCs w:val="18"/>
+              </w:rPr>
+              <w:t>s</w:t>
             </w:r>
           </w:p>
         </w:tc>
@@ -1724,7 +1700,7 @@
 </file>
 
 <file path=word/endnotes.xml><?xml version="1.0" encoding="utf-8"?>
-<w:endnotes xmlns:wpc="http://schemas.microsoft.com/office/word/2010/wordprocessingCanvas" xmlns:cx="http://schemas.microsoft.com/office/drawing/2014/chartex" xmlns:cx1="http://schemas.microsoft.com/office/drawing/2015/9/8/chartex" xmlns:cx2="http://schemas.microsoft.com/office/drawing/2015/10/21/chartex" xmlns:cx3="http://schemas.microsoft.com/office/drawing/2016/5/9/chartex" xmlns:cx4="http://schemas.microsoft.com/office/drawing/2016/5/10/chartex" xmlns:cx5="http://schemas.microsoft.com/office/drawing/2016/5/11/chartex" xmlns:cx6="http://schemas.microsoft.com/office/drawing/2016/5/12/chartex" xmlns:cx7="http://schemas.microsoft.com/office/drawing/2016/5/13/chartex" xmlns:cx8="http://schemas.microsoft.com/office/drawing/2016/5/14/chartex" xmlns:mc="http://schemas.openxmlformats.org/markup-compatibility/2006" xmlns:aink="http://schemas.microsoft.com/office/drawing/2016/ink" xmlns:am3d="http://schemas.microsoft.com/office/drawing/2017/model3d" xmlns:o="urn:schemas-microsoft-com:office:office" xmlns:oel="http://schemas.microsoft.com/office/2019/extlst" xmlns:r="http://schemas.openxmlformats.org/officeDocument/2006/relationships" xmlns:m="http://schemas.openxmlformats.org/officeDocument/2006/math" xmlns:v="urn:schemas-microsoft-com:vml" xmlns:wp14="http://schemas.microsoft.com/office/word/2010/wordprocessingDrawing" xmlns:wp="http://schemas.openxmlformats.org/drawingml/2006/wordprocessingDrawing" xmlns:w10="urn:schemas-microsoft-com:office:word" xmlns:w="http://schemas.openxmlformats.org/wordprocessingml/2006/main" xmlns:w14="http://schemas.microsoft.com/office/word/2010/wordml" xmlns:w15="http://schemas.microsoft.com/office/word/2012/wordml" xmlns:w16cex="http://schemas.microsoft.com/office/word/2018/wordml/cex" xmlns:w16cid="http://schemas.microsoft.com/office/word/2016/wordml/cid" xmlns:w16="http://schemas.microsoft.com/office/word/2018/wordml" xmlns:w16du="http://schemas.microsoft.com/office/word/2023/wordml/word16du" xmlns:w16sdtdh="http://schemas.microsoft.com/office/word/2020/wordml/sdtdatahash" xmlns:w16se="http://schemas.microsoft.com/office/word/2015/wordml/symex" xmlns:wpg="http://schemas.microsoft.com/office/word/2010/wordprocessingGroup" xmlns:wpi="http://schemas.microsoft.com/office/word/2010/wordprocessingInk" xmlns:wne="http://schemas.microsoft.com/office/word/2006/wordml" xmlns:wps="http://schemas.microsoft.com/office/word/2010/wordprocessingShape" mc:Ignorable="w14 w15 w16se w16cid w16 w16cex w16sdtdh w16du wp14">
+<w:endnotes xmlns:wpc="http://schemas.microsoft.com/office/word/2010/wordprocessingCanvas" xmlns:cx="http://schemas.microsoft.com/office/drawing/2014/chartex" xmlns:cx1="http://schemas.microsoft.com/office/drawing/2015/9/8/chartex" xmlns:cx2="http://schemas.microsoft.com/office/drawing/2015/10/21/chartex" xmlns:cx3="http://schemas.microsoft.com/office/drawing/2016/5/9/chartex" xmlns:cx4="http://schemas.microsoft.com/office/drawing/2016/5/10/chartex" xmlns:cx5="http://schemas.microsoft.com/office/drawing/2016/5/11/chartex" xmlns:cx6="http://schemas.microsoft.com/office/drawing/2016/5/12/chartex" xmlns:cx7="http://schemas.microsoft.com/office/drawing/2016/5/13/chartex" xmlns:cx8="http://schemas.microsoft.com/office/drawing/2016/5/14/chartex" xmlns:mc="http://schemas.openxmlformats.org/markup-compatibility/2006" xmlns:aink="http://schemas.microsoft.com/office/drawing/2016/ink" xmlns:am3d="http://schemas.microsoft.com/office/drawing/2017/model3d" xmlns:o="urn:schemas-microsoft-com:office:office" xmlns:oel="http://schemas.microsoft.com/office/2019/extlst" xmlns:r="http://schemas.openxmlformats.org/officeDocument/2006/relationships" xmlns:m="http://schemas.openxmlformats.org/officeDocument/2006/math" xmlns:v="urn:schemas-microsoft-com:vml" xmlns:wp14="http://schemas.microsoft.com/office/word/2010/wordprocessingDrawing" xmlns:wp="http://schemas.openxmlformats.org/drawingml/2006/wordprocessingDrawing" xmlns:w10="urn:schemas-microsoft-com:office:word" xmlns:w="http://schemas.openxmlformats.org/wordprocessingml/2006/main" xmlns:w14="http://schemas.microsoft.com/office/word/2010/wordml" xmlns:w15="http://schemas.microsoft.com/office/word/2012/wordml" xmlns:w16cex="http://schemas.microsoft.com/office/word/2018/wordml/cex" xmlns:w16cid="http://schemas.microsoft.com/office/word/2016/wordml/cid" xmlns:w16="http://schemas.microsoft.com/office/word/2018/wordml" xmlns:w16du="http://schemas.microsoft.com/office/word/2023/wordml/word16du" xmlns:w16sdtdh="http://schemas.microsoft.com/office/word/2020/wordml/sdtdatahash" xmlns:w16sdtfl="http://schemas.microsoft.com/office/word/2024/wordml/sdtformatlock" xmlns:w16se="http://schemas.microsoft.com/office/word/2015/wordml/symex" xmlns:wpg="http://schemas.microsoft.com/office/word/2010/wordprocessingGroup" xmlns:wpi="http://schemas.microsoft.com/office/word/2010/wordprocessingInk" xmlns:wne="http://schemas.microsoft.com/office/word/2006/wordml" xmlns:wps="http://schemas.microsoft.com/office/word/2010/wordprocessingShape" mc:Ignorable="w14 w15 w16se w16cid w16 w16cex w16sdtdh w16sdtfl w16du wp14">
   <w:endnote w:type="separator" w:id="-1">
     <w:p>
       <w:r>
@@ -1746,7 +1722,7 @@
 </file>
 
 <file path=word/footnotes.xml><?xml version="1.0" encoding="utf-8"?>
-<w:footnotes xmlns:wpc="http://schemas.microsoft.com/office/word/2010/wordprocessingCanvas" xmlns:cx="http://schemas.microsoft.com/office/drawing/2014/chartex" xmlns:cx1="http://schemas.microsoft.com/office/drawing/2015/9/8/chartex" xmlns:cx2="http://schemas.microsoft.com/office/drawing/2015/10/21/chartex" xmlns:cx3="http://schemas.microsoft.com/office/drawing/2016/5/9/chartex" xmlns:cx4="http://schemas.microsoft.com/office/drawing/2016/5/10/chartex" xmlns:cx5="http://schemas.microsoft.com/office/drawing/2016/5/11/chartex" xmlns:cx6="http://schemas.microsoft.com/office/drawing/2016/5/12/chartex" xmlns:cx7="http://schemas.microsoft.com/office/drawing/2016/5/13/chartex" xmlns:cx8="http://schemas.microsoft.com/office/drawing/2016/5/14/chartex" xmlns:mc="http://schemas.openxmlformats.org/markup-compatibility/2006" xmlns:aink="http://schemas.microsoft.com/office/drawing/2016/ink" xmlns:am3d="http://schemas.microsoft.com/office/drawing/2017/model3d" xmlns:o="urn:schemas-microsoft-com:office:office" xmlns:oel="http://schemas.microsoft.com/office/2019/extlst" xmlns:r="http://schemas.openxmlformats.org/officeDocument/2006/relationships" xmlns:m="http://schemas.openxmlformats.org/officeDocument/2006/math" xmlns:v="urn:schemas-microsoft-com:vml" xmlns:wp14="http://schemas.microsoft.com/office/word/2010/wordprocessingDrawing" xmlns:wp="http://schemas.openxmlformats.org/drawingml/2006/wordprocessingDrawing" xmlns:w10="urn:schemas-microsoft-com:office:word" xmlns:w="http://schemas.openxmlformats.org/wordprocessingml/2006/main" xmlns:w14="http://schemas.microsoft.com/office/word/2010/wordml" xmlns:w15="http://schemas.microsoft.com/office/word/2012/wordml" xmlns:w16cex="http://schemas.microsoft.com/office/word/2018/wordml/cex" xmlns:w16cid="http://schemas.microsoft.com/office/word/2016/wordml/cid" xmlns:w16="http://schemas.microsoft.com/office/word/2018/wordml" xmlns:w16du="http://schemas.microsoft.com/office/word/2023/wordml/word16du" xmlns:w16sdtdh="http://schemas.microsoft.com/office/word/2020/wordml/sdtdatahash" xmlns:w16se="http://schemas.microsoft.com/office/word/2015/wordml/symex" xmlns:wpg="http://schemas.microsoft.com/office/word/2010/wordprocessingGroup" xmlns:wpi="http://schemas.microsoft.com/office/word/2010/wordprocessingInk" xmlns:wne="http://schemas.microsoft.com/office/word/2006/wordml" xmlns:wps="http://schemas.microsoft.com/office/word/2010/wordprocessingShape" mc:Ignorable="w14 w15 w16se w16cid w16 w16cex w16sdtdh w16du wp14">
+<w:footnotes xmlns:wpc="http://schemas.microsoft.com/office/word/2010/wordprocessingCanvas" xmlns:cx="http://schemas.microsoft.com/office/drawing/2014/chartex" xmlns:cx1="http://schemas.microsoft.com/office/drawing/2015/9/8/chartex" xmlns:cx2="http://schemas.microsoft.com/office/drawing/2015/10/21/chartex" xmlns:cx3="http://schemas.microsoft.com/office/drawing/2016/5/9/chartex" xmlns:cx4="http://schemas.microsoft.com/office/drawing/2016/5/10/chartex" xmlns:cx5="http://schemas.microsoft.com/office/drawing/2016/5/11/chartex" xmlns:cx6="http://schemas.microsoft.com/office/drawing/2016/5/12/chartex" xmlns:cx7="http://schemas.microsoft.com/office/drawing/2016/5/13/chartex" xmlns:cx8="http://schemas.microsoft.com/office/drawing/2016/5/14/chartex" xmlns:mc="http://schemas.openxmlformats.org/markup-compatibility/2006" xmlns:aink="http://schemas.microsoft.com/office/drawing/2016/ink" xmlns:am3d="http://schemas.microsoft.com/office/drawing/2017/model3d" xmlns:o="urn:schemas-microsoft-com:office:office" xmlns:oel="http://schemas.microsoft.com/office/2019/extlst" xmlns:r="http://schemas.openxmlformats.org/officeDocument/2006/relationships" xmlns:m="http://schemas.openxmlformats.org/officeDocument/2006/math" xmlns:v="urn:schemas-microsoft-com:vml" xmlns:wp14="http://schemas.microsoft.com/office/word/2010/wordprocessingDrawing" xmlns:wp="http://schemas.openxmlformats.org/drawingml/2006/wordprocessingDrawing" xmlns:w10="urn:schemas-microsoft-com:office:word" xmlns:w="http://schemas.openxmlformats.org/wordprocessingml/2006/main" xmlns:w14="http://schemas.microsoft.com/office/word/2010/wordml" xmlns:w15="http://schemas.microsoft.com/office/word/2012/wordml" xmlns:w16cex="http://schemas.microsoft.com/office/word/2018/wordml/cex" xmlns:w16cid="http://schemas.microsoft.com/office/word/2016/wordml/cid" xmlns:w16="http://schemas.microsoft.com/office/word/2018/wordml" xmlns:w16du="http://schemas.microsoft.com/office/word/2023/wordml/word16du" xmlns:w16sdtdh="http://schemas.microsoft.com/office/word/2020/wordml/sdtdatahash" xmlns:w16sdtfl="http://schemas.microsoft.com/office/word/2024/wordml/sdtformatlock" xmlns:w16se="http://schemas.microsoft.com/office/word/2015/wordml/symex" xmlns:wpg="http://schemas.microsoft.com/office/word/2010/wordprocessingGroup" xmlns:wpi="http://schemas.microsoft.com/office/word/2010/wordprocessingInk" xmlns:wne="http://schemas.microsoft.com/office/word/2006/wordml" xmlns:wps="http://schemas.microsoft.com/office/word/2010/wordprocessingShape" mc:Ignorable="w14 w15 w16se w16cid w16 w16cex w16sdtdh w16sdtfl w16du wp14">
   <w:footnote w:type="separator" w:id="-1">
     <w:p>
       <w:r>
@@ -1768,7 +1744,7 @@
 </file>
 
 <file path=word/numbering.xml><?xml version="1.0" encoding="utf-8"?>
-<w:numbering xmlns:wpc="http://schemas.microsoft.com/office/word/2010/wordprocessingCanvas" xmlns:cx="http://schemas.microsoft.com/office/drawing/2014/chartex" xmlns:cx1="http://schemas.microsoft.com/office/drawing/2015/9/8/chartex" xmlns:cx2="http://schemas.microsoft.com/office/drawing/2015/10/21/chartex" xmlns:cx3="http://schemas.microsoft.com/office/drawing/2016/5/9/chartex" xmlns:cx4="http://schemas.microsoft.com/office/drawing/2016/5/10/chartex" xmlns:cx5="http://schemas.microsoft.com/office/drawing/2016/5/11/chartex" xmlns:cx6="http://schemas.microsoft.com/office/drawing/2016/5/12/chartex" xmlns:cx7="http://schemas.microsoft.com/office/drawing/2016/5/13/chartex" xmlns:cx8="http://schemas.microsoft.com/office/drawing/2016/5/14/chartex" xmlns:mc="http://schemas.openxmlformats.org/markup-compatibility/2006" xmlns:aink="http://schemas.microsoft.com/office/drawing/2016/ink" xmlns:am3d="http://schemas.microsoft.com/office/drawing/2017/model3d" xmlns:o="urn:schemas-microsoft-com:office:office" xmlns:oel="http://schemas.microsoft.com/office/2019/extlst" xmlns:r="http://schemas.openxmlformats.org/officeDocument/2006/relationships" xmlns:m="http://schemas.openxmlformats.org/officeDocument/2006/math" xmlns:v="urn:schemas-microsoft-com:vml" xmlns:wp14="http://schemas.microsoft.com/office/word/2010/wordprocessingDrawing" xmlns:wp="http://schemas.openxmlformats.org/drawingml/2006/wordprocessingDrawing" xmlns:w10="urn:schemas-microsoft-com:office:word" xmlns:w="http://schemas.openxmlformats.org/wordprocessingml/2006/main" xmlns:w14="http://schemas.microsoft.com/office/word/2010/wordml" xmlns:w15="http://schemas.microsoft.com/office/word/2012/wordml" xmlns:w16cex="http://schemas.microsoft.com/office/word/2018/wordml/cex" xmlns:w16cid="http://schemas.microsoft.com/office/word/2016/wordml/cid" xmlns:w16="http://schemas.microsoft.com/office/word/2018/wordml" xmlns:w16du="http://schemas.microsoft.com/office/word/2023/wordml/word16du" xmlns:w16sdtdh="http://schemas.microsoft.com/office/word/2020/wordml/sdtdatahash" xmlns:w16se="http://schemas.microsoft.com/office/word/2015/wordml/symex" xmlns:wpg="http://schemas.microsoft.com/office/word/2010/wordprocessingGroup" xmlns:wpi="http://schemas.microsoft.com/office/word/2010/wordprocessingInk" xmlns:wne="http://schemas.microsoft.com/office/word/2006/wordml" xmlns:wps="http://schemas.microsoft.com/office/word/2010/wordprocessingShape" mc:Ignorable="w14 w15 w16se w16cid w16 w16cex w16sdtdh w16du wp14">
+<w:numbering xmlns:wpc="http://schemas.microsoft.com/office/word/2010/wordprocessingCanvas" xmlns:cx="http://schemas.microsoft.com/office/drawing/2014/chartex" xmlns:cx1="http://schemas.microsoft.com/office/drawing/2015/9/8/chartex" xmlns:cx2="http://schemas.microsoft.com/office/drawing/2015/10/21/chartex" xmlns:cx3="http://schemas.microsoft.com/office/drawing/2016/5/9/chartex" xmlns:cx4="http://schemas.microsoft.com/office/drawing/2016/5/10/chartex" xmlns:cx5="http://schemas.microsoft.com/office/drawing/2016/5/11/chartex" xmlns:cx6="http://schemas.microsoft.com/office/drawing/2016/5/12/chartex" xmlns:cx7="http://schemas.microsoft.com/office/drawing/2016/5/13/chartex" xmlns:cx8="http://schemas.microsoft.com/office/drawing/2016/5/14/chartex" xmlns:mc="http://schemas.openxmlformats.org/markup-compatibility/2006" xmlns:aink="http://schemas.microsoft.com/office/drawing/2016/ink" xmlns:am3d="http://schemas.microsoft.com/office/drawing/2017/model3d" xmlns:o="urn:schemas-microsoft-com:office:office" xmlns:oel="http://schemas.microsoft.com/office/2019/extlst" xmlns:r="http://schemas.openxmlformats.org/officeDocument/2006/relationships" xmlns:m="http://schemas.openxmlformats.org/officeDocument/2006/math" xmlns:v="urn:schemas-microsoft-com:vml" xmlns:wp14="http://schemas.microsoft.com/office/word/2010/wordprocessingDrawing" xmlns:wp="http://schemas.openxmlformats.org/drawingml/2006/wordprocessingDrawing" xmlns:w10="urn:schemas-microsoft-com:office:word" xmlns:w="http://schemas.openxmlformats.org/wordprocessingml/2006/main" xmlns:w14="http://schemas.microsoft.com/office/word/2010/wordml" xmlns:w15="http://schemas.microsoft.com/office/word/2012/wordml" xmlns:w16cex="http://schemas.microsoft.com/office/word/2018/wordml/cex" xmlns:w16cid="http://schemas.microsoft.com/office/word/2016/wordml/cid" xmlns:w16="http://schemas.microsoft.com/office/word/2018/wordml" xmlns:w16du="http://schemas.microsoft.com/office/word/2023/wordml/word16du" xmlns:w16sdtdh="http://schemas.microsoft.com/office/word/2020/wordml/sdtdatahash" xmlns:w16sdtfl="http://schemas.microsoft.com/office/word/2024/wordml/sdtformatlock" xmlns:w16se="http://schemas.microsoft.com/office/word/2015/wordml/symex" xmlns:wpg="http://schemas.microsoft.com/office/word/2010/wordprocessingGroup" xmlns:wpi="http://schemas.microsoft.com/office/word/2010/wordprocessingInk" xmlns:wne="http://schemas.microsoft.com/office/word/2006/wordml" xmlns:wps="http://schemas.microsoft.com/office/word/2010/wordprocessingShape" mc:Ignorable="w14 w15 w16se w16cid w16 w16cex w16sdtdh w16sdtfl w16du wp14">
   <w:abstractNum w:abstractNumId="0" w15:restartNumberingAfterBreak="0">
     <w:nsid w:val="24010105"/>
     <w:multiLevelType w:val="hybridMultilevel"/>
@@ -2240,7 +2216,7 @@
 </file>
 
 <file path=word/styles.xml><?xml version="1.0" encoding="utf-8"?>
-<w:styles xmlns:mc="http://schemas.openxmlformats.org/markup-compatibility/2006" xmlns:r="http://schemas.openxmlformats.org/officeDocument/2006/relationships" xmlns:w="http://schemas.openxmlformats.org/wordprocessingml/2006/main" xmlns:w14="http://schemas.microsoft.com/office/word/2010/wordml" xmlns:w15="http://schemas.microsoft.com/office/word/2012/wordml" xmlns:w16cex="http://schemas.microsoft.com/office/word/2018/wordml/cex" xmlns:w16cid="http://schemas.microsoft.com/office/word/2016/wordml/cid" xmlns:w16="http://schemas.microsoft.com/office/word/2018/wordml" xmlns:w16du="http://schemas.microsoft.com/office/word/2023/wordml/word16du" xmlns:w16sdtdh="http://schemas.microsoft.com/office/word/2020/wordml/sdtdatahash" xmlns:w16se="http://schemas.microsoft.com/office/word/2015/wordml/symex" mc:Ignorable="w14 w15 w16se w16cid w16 w16cex w16sdtdh w16du">
+<w:styles xmlns:mc="http://schemas.openxmlformats.org/markup-compatibility/2006" xmlns:r="http://schemas.openxmlformats.org/officeDocument/2006/relationships" xmlns:w="http://schemas.openxmlformats.org/wordprocessingml/2006/main" xmlns:w14="http://schemas.microsoft.com/office/word/2010/wordml" xmlns:w15="http://schemas.microsoft.com/office/word/2012/wordml" xmlns:w16cex="http://schemas.microsoft.com/office/word/2018/wordml/cex" xmlns:w16cid="http://schemas.microsoft.com/office/word/2016/wordml/cid" xmlns:w16="http://schemas.microsoft.com/office/word/2018/wordml" xmlns:w16du="http://schemas.microsoft.com/office/word/2023/wordml/word16du" xmlns:w16sdtdh="http://schemas.microsoft.com/office/word/2020/wordml/sdtdatahash" xmlns:w16sdtfl="http://schemas.microsoft.com/office/word/2024/wordml/sdtformatlock" xmlns:w16se="http://schemas.microsoft.com/office/word/2015/wordml/symex" mc:Ignorable="w14 w15 w16se w16cid w16 w16cex w16sdtdh w16sdtfl w16du">
   <w:docDefaults>
     <w:rPrDefault>
       <w:rPr>
@@ -3144,7 +3120,7 @@
 </file>
 
 <file path=word/glossary/document.xml><?xml version="1.0" encoding="utf-8"?>
-<w:glossaryDocument xmlns:wpc="http://schemas.microsoft.com/office/word/2010/wordprocessingCanvas" xmlns:cx="http://schemas.microsoft.com/office/drawing/2014/chartex" xmlns:cx1="http://schemas.microsoft.com/office/drawing/2015/9/8/chartex" xmlns:cx2="http://schemas.microsoft.com/office/drawing/2015/10/21/chartex" xmlns:cx3="http://schemas.microsoft.com/office/drawing/2016/5/9/chartex" xmlns:cx4="http://schemas.microsoft.com/office/drawing/2016/5/10/chartex" xmlns:cx5="http://schemas.microsoft.com/office/drawing/2016/5/11/chartex" xmlns:cx6="http://schemas.microsoft.com/office/drawing/2016/5/12/chartex" xmlns:cx7="http://schemas.microsoft.com/office/drawing/2016/5/13/chartex" xmlns:cx8="http://schemas.microsoft.com/office/drawing/2016/5/14/chartex" xmlns:mc="http://schemas.openxmlformats.org/markup-compatibility/2006" xmlns:aink="http://schemas.microsoft.com/office/drawing/2016/ink" xmlns:am3d="http://schemas.microsoft.com/office/drawing/2017/model3d" xmlns:o="urn:schemas-microsoft-com:office:office" xmlns:oel="http://schemas.microsoft.com/office/2019/extlst" xmlns:r="http://schemas.openxmlformats.org/officeDocument/2006/relationships" xmlns:m="http://schemas.openxmlformats.org/officeDocument/2006/math" xmlns:v="urn:schemas-microsoft-com:vml" xmlns:wp14="http://schemas.microsoft.com/office/word/2010/wordprocessingDrawing" xmlns:wp="http://schemas.openxmlformats.org/drawingml/2006/wordprocessingDrawing" xmlns:w10="urn:schemas-microsoft-com:office:word" xmlns:w="http://schemas.openxmlformats.org/wordprocessingml/2006/main" xmlns:w14="http://schemas.microsoft.com/office/word/2010/wordml" xmlns:w15="http://schemas.microsoft.com/office/word/2012/wordml" xmlns:w16cex="http://schemas.microsoft.com/office/word/2018/wordml/cex" xmlns:w16cid="http://schemas.microsoft.com/office/word/2016/wordml/cid" xmlns:w16="http://schemas.microsoft.com/office/word/2018/wordml" xmlns:w16du="http://schemas.microsoft.com/office/word/2023/wordml/word16du" xmlns:w16sdtdh="http://schemas.microsoft.com/office/word/2020/wordml/sdtdatahash" xmlns:w16se="http://schemas.microsoft.com/office/word/2015/wordml/symex" xmlns:wpg="http://schemas.microsoft.com/office/word/2010/wordprocessingGroup" xmlns:wpi="http://schemas.microsoft.com/office/word/2010/wordprocessingInk" xmlns:wne="http://schemas.microsoft.com/office/word/2006/wordml" xmlns:wps="http://schemas.microsoft.com/office/word/2010/wordprocessingShape" mc:Ignorable="w14 w15 w16se w16cid w16 w16cex w16sdtdh w16du wp14">
+<w:glossaryDocument xmlns:wpc="http://schemas.microsoft.com/office/word/2010/wordprocessingCanvas" xmlns:cx="http://schemas.microsoft.com/office/drawing/2014/chartex" xmlns:cx1="http://schemas.microsoft.com/office/drawing/2015/9/8/chartex" xmlns:cx2="http://schemas.microsoft.com/office/drawing/2015/10/21/chartex" xmlns:cx3="http://schemas.microsoft.com/office/drawing/2016/5/9/chartex" xmlns:cx4="http://schemas.microsoft.com/office/drawing/2016/5/10/chartex" xmlns:cx5="http://schemas.microsoft.com/office/drawing/2016/5/11/chartex" xmlns:cx6="http://schemas.microsoft.com/office/drawing/2016/5/12/chartex" xmlns:cx7="http://schemas.microsoft.com/office/drawing/2016/5/13/chartex" xmlns:cx8="http://schemas.microsoft.com/office/drawing/2016/5/14/chartex" xmlns:mc="http://schemas.openxmlformats.org/markup-compatibility/2006" xmlns:aink="http://schemas.microsoft.com/office/drawing/2016/ink" xmlns:am3d="http://schemas.microsoft.com/office/drawing/2017/model3d" xmlns:o="urn:schemas-microsoft-com:office:office" xmlns:oel="http://schemas.microsoft.com/office/2019/extlst" xmlns:r="http://schemas.openxmlformats.org/officeDocument/2006/relationships" xmlns:m="http://schemas.openxmlformats.org/officeDocument/2006/math" xmlns:v="urn:schemas-microsoft-com:vml" xmlns:wp14="http://schemas.microsoft.com/office/word/2010/wordprocessingDrawing" xmlns:wp="http://schemas.openxmlformats.org/drawingml/2006/wordprocessingDrawing" xmlns:w10="urn:schemas-microsoft-com:office:word" xmlns:w="http://schemas.openxmlformats.org/wordprocessingml/2006/main" xmlns:w14="http://schemas.microsoft.com/office/word/2010/wordml" xmlns:w15="http://schemas.microsoft.com/office/word/2012/wordml" xmlns:w16cex="http://schemas.microsoft.com/office/word/2018/wordml/cex" xmlns:w16cid="http://schemas.microsoft.com/office/word/2016/wordml/cid" xmlns:w16="http://schemas.microsoft.com/office/word/2018/wordml" xmlns:w16du="http://schemas.microsoft.com/office/word/2023/wordml/word16du" xmlns:w16sdtdh="http://schemas.microsoft.com/office/word/2020/wordml/sdtdatahash" xmlns:w16sdtfl="http://schemas.microsoft.com/office/word/2024/wordml/sdtformatlock" xmlns:w16se="http://schemas.microsoft.com/office/word/2015/wordml/symex" xmlns:wpg="http://schemas.microsoft.com/office/word/2010/wordprocessingGroup" xmlns:wpi="http://schemas.microsoft.com/office/word/2010/wordprocessingInk" xmlns:wne="http://schemas.microsoft.com/office/word/2006/wordml" xmlns:wps="http://schemas.microsoft.com/office/word/2010/wordprocessingShape" mc:Ignorable="w14 w15 w16se w16cid w16 w16cex w16sdtdh w16sdtfl w16du wp14">
   <w:docParts>
     <w:docPart>
       <w:docPartPr>
@@ -3200,7 +3176,7 @@
 </file>
 
 <file path=word/glossary/fontTable.xml><?xml version="1.0" encoding="utf-8"?>
-<w:fonts xmlns:mc="http://schemas.openxmlformats.org/markup-compatibility/2006" xmlns:r="http://schemas.openxmlformats.org/officeDocument/2006/relationships" xmlns:w="http://schemas.openxmlformats.org/wordprocessingml/2006/main" xmlns:w14="http://schemas.microsoft.com/office/word/2010/wordml" xmlns:w15="http://schemas.microsoft.com/office/word/2012/wordml" xmlns:w16cex="http://schemas.microsoft.com/office/word/2018/wordml/cex" xmlns:w16cid="http://schemas.microsoft.com/office/word/2016/wordml/cid" xmlns:w16="http://schemas.microsoft.com/office/word/2018/wordml" xmlns:w16du="http://schemas.microsoft.com/office/word/2023/wordml/word16du" xmlns:w16sdtdh="http://schemas.microsoft.com/office/word/2020/wordml/sdtdatahash" xmlns:w16se="http://schemas.microsoft.com/office/word/2015/wordml/symex" mc:Ignorable="w14 w15 w16se w16cid w16 w16cex w16sdtdh w16du">
+<w:fonts xmlns:mc="http://schemas.openxmlformats.org/markup-compatibility/2006" xmlns:r="http://schemas.openxmlformats.org/officeDocument/2006/relationships" xmlns:w="http://schemas.openxmlformats.org/wordprocessingml/2006/main" xmlns:w14="http://schemas.microsoft.com/office/word/2010/wordml" xmlns:w15="http://schemas.microsoft.com/office/word/2012/wordml" xmlns:w16cex="http://schemas.microsoft.com/office/word/2018/wordml/cex" xmlns:w16cid="http://schemas.microsoft.com/office/word/2016/wordml/cid" xmlns:w16="http://schemas.microsoft.com/office/word/2018/wordml" xmlns:w16du="http://schemas.microsoft.com/office/word/2023/wordml/word16du" xmlns:w16sdtdh="http://schemas.microsoft.com/office/word/2020/wordml/sdtdatahash" xmlns:w16sdtfl="http://schemas.microsoft.com/office/word/2024/wordml/sdtformatlock" xmlns:w16se="http://schemas.microsoft.com/office/word/2015/wordml/symex" mc:Ignorable="w14 w15 w16se w16cid w16 w16cex w16sdtdh w16sdtfl w16du">
   <w:font w:name="Symbol">
     <w:panose1 w:val="05050102010706020507"/>
     <w:charset w:val="02"/>
@@ -3274,7 +3250,7 @@
 </file>
 
 <file path=word/glossary/settings.xml><?xml version="1.0" encoding="utf-8"?>
-<w:settings xmlns:mc="http://schemas.openxmlformats.org/markup-compatibility/2006" xmlns:o="urn:schemas-microsoft-com:office:office" xmlns:r="http://schemas.openxmlformats.org/officeDocument/2006/relationships" xmlns:m="http://schemas.openxmlformats.org/officeDocument/2006/math" xmlns:v="urn:schemas-microsoft-com:vml" xmlns:w10="urn:schemas-microsoft-com:office:word" xmlns:w="http://schemas.openxmlformats.org/wordprocessingml/2006/main" xmlns:w14="http://schemas.microsoft.com/office/word/2010/wordml" xmlns:w15="http://schemas.microsoft.com/office/word/2012/wordml" xmlns:w16cex="http://schemas.microsoft.com/office/word/2018/wordml/cex" xmlns:w16cid="http://schemas.microsoft.com/office/word/2016/wordml/cid" xmlns:w16="http://schemas.microsoft.com/office/word/2018/wordml" xmlns:w16du="http://schemas.microsoft.com/office/word/2023/wordml/word16du" xmlns:w16sdtdh="http://schemas.microsoft.com/office/word/2020/wordml/sdtdatahash" xmlns:w16se="http://schemas.microsoft.com/office/word/2015/wordml/symex" xmlns:sl="http://schemas.openxmlformats.org/schemaLibrary/2006/main" mc:Ignorable="w14 w15 w16se w16cid w16 w16cex w16sdtdh w16du">
+<w:settings xmlns:mc="http://schemas.openxmlformats.org/markup-compatibility/2006" xmlns:o="urn:schemas-microsoft-com:office:office" xmlns:r="http://schemas.openxmlformats.org/officeDocument/2006/relationships" xmlns:m="http://schemas.openxmlformats.org/officeDocument/2006/math" xmlns:v="urn:schemas-microsoft-com:vml" xmlns:w10="urn:schemas-microsoft-com:office:word" xmlns:w="http://schemas.openxmlformats.org/wordprocessingml/2006/main" xmlns:w14="http://schemas.microsoft.com/office/word/2010/wordml" xmlns:w15="http://schemas.microsoft.com/office/word/2012/wordml" xmlns:w16cex="http://schemas.microsoft.com/office/word/2018/wordml/cex" xmlns:w16cid="http://schemas.microsoft.com/office/word/2016/wordml/cid" xmlns:w16="http://schemas.microsoft.com/office/word/2018/wordml" xmlns:w16du="http://schemas.microsoft.com/office/word/2023/wordml/word16du" xmlns:w16sdtdh="http://schemas.microsoft.com/office/word/2020/wordml/sdtdatahash" xmlns:w16sdtfl="http://schemas.microsoft.com/office/word/2024/wordml/sdtformatlock" xmlns:w16se="http://schemas.microsoft.com/office/word/2015/wordml/symex" xmlns:sl="http://schemas.openxmlformats.org/schemaLibrary/2006/main" mc:Ignorable="w14 w15 w16se w16cid w16 w16cex w16sdtdh w16sdtfl w16du">
   <w:view w:val="normal"/>
   <w:revisionView w:insDel="0" w:formatting="0"/>
   <w:defaultTabStop w:val="720"/>
@@ -3317,6 +3293,7 @@
     <w:rsid w:val="00616D97"/>
     <w:rsid w:val="0066547E"/>
     <w:rsid w:val="006C6009"/>
+    <w:rsid w:val="007767CA"/>
     <w:rsid w:val="00791C31"/>
     <w:rsid w:val="008E72A3"/>
     <w:rsid w:val="009D008D"/>
@@ -3324,6 +3301,7 @@
     <w:rsid w:val="00BA07BE"/>
     <w:rsid w:val="00C4243C"/>
     <w:rsid w:val="00C5405C"/>
+    <w:rsid w:val="00CC35A4"/>
     <w:rsid w:val="00CF3718"/>
     <w:rsid w:val="00D93AC8"/>
     <w:rsid w:val="00E27743"/>
@@ -3353,7 +3331,7 @@
 </file>
 
 <file path=word/glossary/styles.xml><?xml version="1.0" encoding="utf-8"?>
-<w:styles xmlns:mc="http://schemas.openxmlformats.org/markup-compatibility/2006" xmlns:r="http://schemas.openxmlformats.org/officeDocument/2006/relationships" xmlns:w="http://schemas.openxmlformats.org/wordprocessingml/2006/main" xmlns:w14="http://schemas.microsoft.com/office/word/2010/wordml" xmlns:w15="http://schemas.microsoft.com/office/word/2012/wordml" xmlns:w16cex="http://schemas.microsoft.com/office/word/2018/wordml/cex" xmlns:w16cid="http://schemas.microsoft.com/office/word/2016/wordml/cid" xmlns:w16="http://schemas.microsoft.com/office/word/2018/wordml" xmlns:w16du="http://schemas.microsoft.com/office/word/2023/wordml/word16du" xmlns:w16sdtdh="http://schemas.microsoft.com/office/word/2020/wordml/sdtdatahash" xmlns:w16se="http://schemas.microsoft.com/office/word/2015/wordml/symex" mc:Ignorable="w14 w15 w16se w16cid w16 w16cex w16sdtdh w16du">
+<w:styles xmlns:mc="http://schemas.openxmlformats.org/markup-compatibility/2006" xmlns:r="http://schemas.openxmlformats.org/officeDocument/2006/relationships" xmlns:w="http://schemas.openxmlformats.org/wordprocessingml/2006/main" xmlns:w14="http://schemas.microsoft.com/office/word/2010/wordml" xmlns:w15="http://schemas.microsoft.com/office/word/2012/wordml" xmlns:w16cex="http://schemas.microsoft.com/office/word/2018/wordml/cex" xmlns:w16cid="http://schemas.microsoft.com/office/word/2016/wordml/cid" xmlns:w16="http://schemas.microsoft.com/office/word/2018/wordml" xmlns:w16du="http://schemas.microsoft.com/office/word/2023/wordml/word16du" xmlns:w16sdtdh="http://schemas.microsoft.com/office/word/2020/wordml/sdtdatahash" xmlns:w16sdtfl="http://schemas.microsoft.com/office/word/2024/wordml/sdtformatlock" xmlns:w16se="http://schemas.microsoft.com/office/word/2015/wordml/symex" mc:Ignorable="w14 w15 w16se w16cid w16 w16cex w16sdtdh w16sdtfl w16du">
   <w:docDefaults>
     <w:rPrDefault>
       <w:rPr>
@@ -3857,7 +3835,7 @@
 </file>
 
 <file path=word/glossary/webSettings.xml><?xml version="1.0" encoding="utf-8"?>
-<w:webSettings xmlns:mc="http://schemas.openxmlformats.org/markup-compatibility/2006" xmlns:r="http://schemas.openxmlformats.org/officeDocument/2006/relationships" xmlns:w="http://schemas.openxmlformats.org/wordprocessingml/2006/main" xmlns:w14="http://schemas.microsoft.com/office/word/2010/wordml" xmlns:w15="http://schemas.microsoft.com/office/word/2012/wordml" xmlns:w16cex="http://schemas.microsoft.com/office/word/2018/wordml/cex" xmlns:w16cid="http://schemas.microsoft.com/office/word/2016/wordml/cid" xmlns:w16="http://schemas.microsoft.com/office/word/2018/wordml" xmlns:w16du="http://schemas.microsoft.com/office/word/2023/wordml/word16du" xmlns:w16sdtdh="http://schemas.microsoft.com/office/word/2020/wordml/sdtdatahash" xmlns:w16se="http://schemas.microsoft.com/office/word/2015/wordml/symex" mc:Ignorable="w14 w15 w16se w16cid w16 w16cex w16sdtdh w16du">
+<w:webSettings xmlns:mc="http://schemas.openxmlformats.org/markup-compatibility/2006" xmlns:r="http://schemas.openxmlformats.org/officeDocument/2006/relationships" xmlns:w="http://schemas.openxmlformats.org/wordprocessingml/2006/main" xmlns:w14="http://schemas.microsoft.com/office/word/2010/wordml" xmlns:w15="http://schemas.microsoft.com/office/word/2012/wordml" xmlns:w16cex="http://schemas.microsoft.com/office/word/2018/wordml/cex" xmlns:w16cid="http://schemas.microsoft.com/office/word/2016/wordml/cid" xmlns:w16="http://schemas.microsoft.com/office/word/2018/wordml" xmlns:w16du="http://schemas.microsoft.com/office/word/2023/wordml/word16du" xmlns:w16sdtdh="http://schemas.microsoft.com/office/word/2020/wordml/sdtdatahash" xmlns:w16sdtfl="http://schemas.microsoft.com/office/word/2024/wordml/sdtformatlock" xmlns:w16se="http://schemas.microsoft.com/office/word/2015/wordml/symex" mc:Ignorable="w14 w15 w16se w16cid w16 w16cex w16sdtdh w16sdtfl w16du">
   <w:optimizeForBrowser/>
   <w:allowPNG/>
 </w:webSettings>
@@ -4065,12 +4043,23 @@
 </file>
 
 <file path=customXml/item1.xml><?xml version="1.0" encoding="utf-8"?>
-<?mso-contentType ?>
-<FormTemplates xmlns="http://schemas.microsoft.com/sharepoint/v3/contenttype/forms">
-  <Display>DocumentLibraryForm</Display>
-  <Edit>DocumentLibraryForm</Edit>
-  <New>DocumentLibraryForm</New>
-</FormTemplates>
+<p:properties xmlns:p="http://schemas.microsoft.com/office/2006/metadata/properties" xmlns:xsi="http://www.w3.org/2001/XMLSchema-instance" xmlns:pc="http://schemas.microsoft.com/office/infopath/2007/PartnerControls">
+  <documentManagement>
+    <_ip_UnifiedCompliancePolicyUIAction xmlns="http://schemas.microsoft.com/sharepoint/v3" xsi:nil="true"/>
+    <Image xmlns="71af3243-3dd4-4a8d-8c0d-dd76da1f02a5">
+      <Url xsi:nil="true"/>
+      <Description xsi:nil="true"/>
+    </Image>
+    <Status xmlns="71af3243-3dd4-4a8d-8c0d-dd76da1f02a5">Not started</Status>
+    <Background xmlns="71af3243-3dd4-4a8d-8c0d-dd76da1f02a5">false</Background>
+    <_ip_UnifiedCompliancePolicyProperties xmlns="http://schemas.microsoft.com/sharepoint/v3" xsi:nil="true"/>
+    <ImageTagsTaxHTField xmlns="71af3243-3dd4-4a8d-8c0d-dd76da1f02a5">
+      <Terms xmlns="http://schemas.microsoft.com/office/infopath/2007/PartnerControls"/>
+    </ImageTagsTaxHTField>
+    <TaxCatchAll xmlns="230e9df3-be65-4c73-a93b-d1236ebd677e" xsi:nil="true"/>
+    <MediaServiceKeyPoints xmlns="71af3243-3dd4-4a8d-8c0d-dd76da1f02a5" xsi:nil="true"/>
+  </documentManagement>
+</p:properties>
 </file>
 
 <file path=customXml/item2.xml><?xml version="1.0" encoding="utf-8"?>
@@ -4374,29 +4363,22 @@
 </file>
 
 <file path=customXml/item3.xml><?xml version="1.0" encoding="utf-8"?>
-<p:properties xmlns:p="http://schemas.microsoft.com/office/2006/metadata/properties" xmlns:xsi="http://www.w3.org/2001/XMLSchema-instance" xmlns:pc="http://schemas.microsoft.com/office/infopath/2007/PartnerControls">
-  <documentManagement>
-    <_ip_UnifiedCompliancePolicyUIAction xmlns="http://schemas.microsoft.com/sharepoint/v3" xsi:nil="true"/>
-    <Image xmlns="71af3243-3dd4-4a8d-8c0d-dd76da1f02a5">
-      <Url xsi:nil="true"/>
-      <Description xsi:nil="true"/>
-    </Image>
-    <Status xmlns="71af3243-3dd4-4a8d-8c0d-dd76da1f02a5">Not started</Status>
-    <Background xmlns="71af3243-3dd4-4a8d-8c0d-dd76da1f02a5">false</Background>
-    <_ip_UnifiedCompliancePolicyProperties xmlns="http://schemas.microsoft.com/sharepoint/v3" xsi:nil="true"/>
-    <ImageTagsTaxHTField xmlns="71af3243-3dd4-4a8d-8c0d-dd76da1f02a5">
-      <Terms xmlns="http://schemas.microsoft.com/office/infopath/2007/PartnerControls"/>
-    </ImageTagsTaxHTField>
-    <TaxCatchAll xmlns="230e9df3-be65-4c73-a93b-d1236ebd677e" xsi:nil="true"/>
-    <MediaServiceKeyPoints xmlns="71af3243-3dd4-4a8d-8c0d-dd76da1f02a5" xsi:nil="true"/>
-  </documentManagement>
-</p:properties>
+<?mso-contentType ?>
+<FormTemplates xmlns="http://schemas.microsoft.com/sharepoint/v3/contenttype/forms">
+  <Display>DocumentLibraryForm</Display>
+  <Edit>DocumentLibraryForm</Edit>
+  <New>DocumentLibraryForm</New>
+</FormTemplates>
 </file>
 
 <file path=customXml/itemProps1.xml><?xml version="1.0" encoding="utf-8"?>
-<ds:datastoreItem xmlns:ds="http://schemas.openxmlformats.org/officeDocument/2006/customXml" ds:itemID="{816689FA-1C2D-45E9-88C4-1339025A6D87}">
+<ds:datastoreItem xmlns:ds="http://schemas.openxmlformats.org/officeDocument/2006/customXml" ds:itemID="{F87150BB-4A71-4D9D-8770-4548238344FF}">
   <ds:schemaRefs>
-    <ds:schemaRef ds:uri="http://schemas.microsoft.com/sharepoint/v3/contenttype/forms"/>
+    <ds:schemaRef ds:uri="http://schemas.microsoft.com/office/2006/metadata/properties"/>
+    <ds:schemaRef ds:uri="http://schemas.microsoft.com/office/infopath/2007/PartnerControls"/>
+    <ds:schemaRef ds:uri="http://schemas.microsoft.com/sharepoint/v3"/>
+    <ds:schemaRef ds:uri="71af3243-3dd4-4a8d-8c0d-dd76da1f02a5"/>
+    <ds:schemaRef ds:uri="230e9df3-be65-4c73-a93b-d1236ebd677e"/>
   </ds:schemaRefs>
 </ds:datastoreItem>
 </file>
@@ -4423,13 +4405,9 @@
 </file>
 
 <file path=customXml/itemProps3.xml><?xml version="1.0" encoding="utf-8"?>
-<ds:datastoreItem xmlns:ds="http://schemas.openxmlformats.org/officeDocument/2006/customXml" ds:itemID="{F87150BB-4A71-4D9D-8770-4548238344FF}">
+<ds:datastoreItem xmlns:ds="http://schemas.openxmlformats.org/officeDocument/2006/customXml" ds:itemID="{816689FA-1C2D-45E9-88C4-1339025A6D87}">
   <ds:schemaRefs>
-    <ds:schemaRef ds:uri="http://schemas.microsoft.com/office/2006/metadata/properties"/>
-    <ds:schemaRef ds:uri="http://schemas.microsoft.com/office/infopath/2007/PartnerControls"/>
-    <ds:schemaRef ds:uri="http://schemas.microsoft.com/sharepoint/v3"/>
-    <ds:schemaRef ds:uri="71af3243-3dd4-4a8d-8c0d-dd76da1f02a5"/>
-    <ds:schemaRef ds:uri="230e9df3-be65-4c73-a93b-d1236ebd677e"/>
+    <ds:schemaRef ds:uri="http://schemas.microsoft.com/sharepoint/v3/contenttype/forms"/>
   </ds:schemaRefs>
 </ds:datastoreItem>
 </file>

--- a/pdf/Base_Resume_2024.docx
+++ b/pdf/Base_Resume_2024.docx
@@ -1106,7 +1106,21 @@
                 <w:sz w:val="18"/>
                 <w:szCs w:val="18"/>
               </w:rPr>
-              <w:t>Digital lead working with a county department to transition climate data for 3000+ infrastructure projects into an open data lake environment and to develop governance for how analysis and AI could be developed</w:t>
+              <w:t xml:space="preserve">Digital lead working with a county department to transition climate data for 3000+ infrastructure projects into an open data lake environment and to develop governance for how analysis and AI </w:t>
+            </w:r>
+            <w:r>
+              <w:rPr>
+                <w:sz w:val="18"/>
+                <w:szCs w:val="18"/>
+              </w:rPr>
+              <w:t xml:space="preserve">tools </w:t>
+            </w:r>
+            <w:r>
+              <w:rPr>
+                <w:sz w:val="18"/>
+                <w:szCs w:val="18"/>
+              </w:rPr>
+              <w:t>could be developed</w:t>
             </w:r>
           </w:p>
           <w:p>
@@ -3301,9 +3315,11 @@
     <w:rsid w:val="00BA07BE"/>
     <w:rsid w:val="00C4243C"/>
     <w:rsid w:val="00C5405C"/>
+    <w:rsid w:val="00C607E4"/>
     <w:rsid w:val="00CC35A4"/>
     <w:rsid w:val="00CF3718"/>
     <w:rsid w:val="00D93AC8"/>
+    <w:rsid w:val="00D94CDF"/>
     <w:rsid w:val="00E27743"/>
     <w:rsid w:val="00EC5FC3"/>
     <w:rsid w:val="00F468A3"/>
@@ -4043,23 +4059,12 @@
 </file>
 
 <file path=customXml/item1.xml><?xml version="1.0" encoding="utf-8"?>
-<p:properties xmlns:p="http://schemas.microsoft.com/office/2006/metadata/properties" xmlns:xsi="http://www.w3.org/2001/XMLSchema-instance" xmlns:pc="http://schemas.microsoft.com/office/infopath/2007/PartnerControls">
-  <documentManagement>
-    <_ip_UnifiedCompliancePolicyUIAction xmlns="http://schemas.microsoft.com/sharepoint/v3" xsi:nil="true"/>
-    <Image xmlns="71af3243-3dd4-4a8d-8c0d-dd76da1f02a5">
-      <Url xsi:nil="true"/>
-      <Description xsi:nil="true"/>
-    </Image>
-    <Status xmlns="71af3243-3dd4-4a8d-8c0d-dd76da1f02a5">Not started</Status>
-    <Background xmlns="71af3243-3dd4-4a8d-8c0d-dd76da1f02a5">false</Background>
-    <_ip_UnifiedCompliancePolicyProperties xmlns="http://schemas.microsoft.com/sharepoint/v3" xsi:nil="true"/>
-    <ImageTagsTaxHTField xmlns="71af3243-3dd4-4a8d-8c0d-dd76da1f02a5">
-      <Terms xmlns="http://schemas.microsoft.com/office/infopath/2007/PartnerControls"/>
-    </ImageTagsTaxHTField>
-    <TaxCatchAll xmlns="230e9df3-be65-4c73-a93b-d1236ebd677e" xsi:nil="true"/>
-    <MediaServiceKeyPoints xmlns="71af3243-3dd4-4a8d-8c0d-dd76da1f02a5" xsi:nil="true"/>
-  </documentManagement>
-</p:properties>
+<?mso-contentType ?>
+<FormTemplates xmlns="http://schemas.microsoft.com/sharepoint/v3/contenttype/forms">
+  <Display>DocumentLibraryForm</Display>
+  <Edit>DocumentLibraryForm</Edit>
+  <New>DocumentLibraryForm</New>
+</FormTemplates>
 </file>
 
 <file path=customXml/item2.xml><?xml version="1.0" encoding="utf-8"?>
@@ -4363,22 +4368,29 @@
 </file>
 
 <file path=customXml/item3.xml><?xml version="1.0" encoding="utf-8"?>
-<?mso-contentType ?>
-<FormTemplates xmlns="http://schemas.microsoft.com/sharepoint/v3/contenttype/forms">
-  <Display>DocumentLibraryForm</Display>
-  <Edit>DocumentLibraryForm</Edit>
-  <New>DocumentLibraryForm</New>
-</FormTemplates>
+<p:properties xmlns:p="http://schemas.microsoft.com/office/2006/metadata/properties" xmlns:xsi="http://www.w3.org/2001/XMLSchema-instance" xmlns:pc="http://schemas.microsoft.com/office/infopath/2007/PartnerControls">
+  <documentManagement>
+    <_ip_UnifiedCompliancePolicyUIAction xmlns="http://schemas.microsoft.com/sharepoint/v3" xsi:nil="true"/>
+    <Image xmlns="71af3243-3dd4-4a8d-8c0d-dd76da1f02a5">
+      <Url xsi:nil="true"/>
+      <Description xsi:nil="true"/>
+    </Image>
+    <Status xmlns="71af3243-3dd4-4a8d-8c0d-dd76da1f02a5">Not started</Status>
+    <Background xmlns="71af3243-3dd4-4a8d-8c0d-dd76da1f02a5">false</Background>
+    <_ip_UnifiedCompliancePolicyProperties xmlns="http://schemas.microsoft.com/sharepoint/v3" xsi:nil="true"/>
+    <ImageTagsTaxHTField xmlns="71af3243-3dd4-4a8d-8c0d-dd76da1f02a5">
+      <Terms xmlns="http://schemas.microsoft.com/office/infopath/2007/PartnerControls"/>
+    </ImageTagsTaxHTField>
+    <TaxCatchAll xmlns="230e9df3-be65-4c73-a93b-d1236ebd677e" xsi:nil="true"/>
+    <MediaServiceKeyPoints xmlns="71af3243-3dd4-4a8d-8c0d-dd76da1f02a5" xsi:nil="true"/>
+  </documentManagement>
+</p:properties>
 </file>
 
 <file path=customXml/itemProps1.xml><?xml version="1.0" encoding="utf-8"?>
-<ds:datastoreItem xmlns:ds="http://schemas.openxmlformats.org/officeDocument/2006/customXml" ds:itemID="{F87150BB-4A71-4D9D-8770-4548238344FF}">
+<ds:datastoreItem xmlns:ds="http://schemas.openxmlformats.org/officeDocument/2006/customXml" ds:itemID="{816689FA-1C2D-45E9-88C4-1339025A6D87}">
   <ds:schemaRefs>
-    <ds:schemaRef ds:uri="http://schemas.microsoft.com/office/2006/metadata/properties"/>
-    <ds:schemaRef ds:uri="http://schemas.microsoft.com/office/infopath/2007/PartnerControls"/>
-    <ds:schemaRef ds:uri="http://schemas.microsoft.com/sharepoint/v3"/>
-    <ds:schemaRef ds:uri="71af3243-3dd4-4a8d-8c0d-dd76da1f02a5"/>
-    <ds:schemaRef ds:uri="230e9df3-be65-4c73-a93b-d1236ebd677e"/>
+    <ds:schemaRef ds:uri="http://schemas.microsoft.com/sharepoint/v3/contenttype/forms"/>
   </ds:schemaRefs>
 </ds:datastoreItem>
 </file>
@@ -4405,9 +4417,13 @@
 </file>
 
 <file path=customXml/itemProps3.xml><?xml version="1.0" encoding="utf-8"?>
-<ds:datastoreItem xmlns:ds="http://schemas.openxmlformats.org/officeDocument/2006/customXml" ds:itemID="{816689FA-1C2D-45E9-88C4-1339025A6D87}">
+<ds:datastoreItem xmlns:ds="http://schemas.openxmlformats.org/officeDocument/2006/customXml" ds:itemID="{F87150BB-4A71-4D9D-8770-4548238344FF}">
   <ds:schemaRefs>
-    <ds:schemaRef ds:uri="http://schemas.microsoft.com/sharepoint/v3/contenttype/forms"/>
+    <ds:schemaRef ds:uri="http://schemas.microsoft.com/office/2006/metadata/properties"/>
+    <ds:schemaRef ds:uri="http://schemas.microsoft.com/office/infopath/2007/PartnerControls"/>
+    <ds:schemaRef ds:uri="http://schemas.microsoft.com/sharepoint/v3"/>
+    <ds:schemaRef ds:uri="71af3243-3dd4-4a8d-8c0d-dd76da1f02a5"/>
+    <ds:schemaRef ds:uri="230e9df3-be65-4c73-a93b-d1236ebd677e"/>
   </ds:schemaRefs>
 </ds:datastoreItem>
 </file>
